--- a/edo_by_country/00_Сводные_рекомендации_ЭДО_РФ.docx
+++ b/edo_by_country/00_Сводные_рекомендации_ЭДО_РФ.docx
@@ -11,6 +11,7 @@
         <w:rPr>
           <w:rFonts w:ascii="Calibri" w:hAnsi="Calibri" w:eastAsia="Calibri"/>
           <w:b/>
+          <w:i w:val="0"/>
           <w:color w:val="1F4E79"/>
           <w:sz w:val="44"/>
         </w:rPr>
@@ -25,10 +26,26 @@
         <w:rPr>
           <w:rFonts w:ascii="Calibri" w:hAnsi="Calibri" w:eastAsia="Calibri"/>
           <w:b w:val="0"/>
+          <w:i w:val="0"/>
           <w:color w:val="535353"/>
           <w:sz w:val="26"/>
         </w:rPr>
         <w:t>Что добавить и что не переносить по итогам сравнения юрисдикций (актуализация, август 2026)</w:t>
+      </w:r>
+    </w:p>
+    <w:p>
+      <w:pPr>
+        <w:spacing w:after="160"/>
+      </w:pPr>
+      <w:r>
+        <w:rPr>
+          <w:rFonts w:ascii="Calibri" w:hAnsi="Calibri" w:eastAsia="Calibri"/>
+          <w:b w:val="0"/>
+          <w:i w:val="0"/>
+          <w:color w:val="535353"/>
+          <w:sz w:val="22"/>
+        </w:rPr>
+        <w:t>Сравнительный анализ зарубежного регулирования электронного документооборота (ЭДО) с правовой моделью Российской Федерации. Актуализация: август 2026 г.</w:t>
       </w:r>
     </w:p>
     <w:p>
@@ -39,10 +56,11 @@
         <w:rPr>
           <w:rFonts w:ascii="Calibri" w:hAnsi="Calibri" w:eastAsia="Calibri"/>
           <w:b w:val="0"/>
+          <w:i/>
           <w:color w:val="535353"/>
-          <w:sz w:val="22"/>
+          <w:sz w:val="20"/>
         </w:rPr>
-        <w:t>Сравнительный анализ зарубежного регулирования электронного документооборота (ЭДО) с правовой моделью Российской Федерации. Актуализация: август 2026 г.</w:t>
+        <w:t>Как проверить. После каждого блока фактов — строка «Проверить» с кликабельной ссылкой на официальный текст закона, судебное решение или первоисточник. Рекомендации («что добавить / не переносить») — выводы автора НИР, но рядом указаны нормы, на которые они опираются. Номера дел не вымышлены.</w:t>
       </w:r>
     </w:p>
     <w:p>
@@ -50,10 +68,100 @@
         <w:rPr>
           <w:rFonts w:ascii="Calibri" w:hAnsi="Calibri" w:eastAsia="Calibri"/>
           <w:b w:val="0"/>
+          <w:i w:val="0"/>
           <w:sz w:val="24"/>
         </w:rPr>
         <w:t>Документ подготовлен по итогам сравнения регулирования электронного документооборота в ЕС, Великобритании, США, Сингапуре, Китае и Казахстане/ЕАЭС с моделью Российской Федерации (ФЗ № 63‑ФЗ, отраслевой B2B‑ЭДО, кадровый ЭДО ст. 22.1–22.3 ТК РФ, ДТС ЕАЭС). Учтены eIDAS 2.0, UK DVS Trust Framework 1.0, ETDA 2023, китайские положения об электронных документах с 01.09.2026 и ФЗ от 04.08.2026 № 315‑ФЗ.</w:t>
       </w:r>
+    </w:p>
+    <w:p>
+      <w:pPr>
+        <w:spacing w:before="0" w:after="200"/>
+      </w:pPr>
+      <w:r>
+        <w:rPr>
+          <w:rFonts w:ascii="Calibri" w:hAnsi="Calibri" w:eastAsia="Calibri"/>
+          <w:b w:val="0"/>
+          <w:i/>
+          <w:color w:val="535353"/>
+          <w:sz w:val="18"/>
+        </w:rPr>
+        <w:t xml:space="preserve">Проверить: </w:t>
+      </w:r>
+      <w:hyperlink r:id="rId9">
+        <w:r>
+          <w:rPr>
+            <w:color w:val="0563C1"/>
+            <w:u w:val="single"/>
+            <w:sz w:val="18"/>
+            <w:rFonts w:ascii="Calibri" w:hAnsi="Calibri"/>
+          </w:rPr>
+          <w:t xml:space="preserve">ФЗ от 06.04.2011 № 63‑ФЗ «Об электронной подписи»</w:t>
+        </w:r>
+      </w:hyperlink>
+      <w:r>
+        <w:rPr>
+          <w:rFonts w:ascii="Calibri" w:hAnsi="Calibri" w:eastAsia="Calibri"/>
+          <w:b w:val="0"/>
+          <w:i w:val="0"/>
+          <w:color w:val="535353"/>
+          <w:sz w:val="18"/>
+        </w:rPr>
+        <w:t xml:space="preserve">  ·  </w:t>
+      </w:r>
+      <w:hyperlink r:id="rId10">
+        <w:r>
+          <w:rPr>
+            <w:color w:val="0563C1"/>
+            <w:u w:val="single"/>
+            <w:sz w:val="18"/>
+            <w:rFonts w:ascii="Calibri" w:hAnsi="Calibri"/>
+          </w:rPr>
+          <w:t xml:space="preserve">ТК РФ, ст. 22.1–22.3 (кадровый ЭДО)</w:t>
+        </w:r>
+      </w:hyperlink>
+      <w:r>
+        <w:rPr>
+          <w:rFonts w:ascii="Calibri" w:hAnsi="Calibri" w:eastAsia="Calibri"/>
+          <w:b w:val="0"/>
+          <w:i w:val="0"/>
+          <w:color w:val="535353"/>
+          <w:sz w:val="18"/>
+        </w:rPr>
+        <w:t xml:space="preserve">  ·  </w:t>
+      </w:r>
+      <w:hyperlink r:id="rId11">
+        <w:r>
+          <w:rPr>
+            <w:color w:val="0563C1"/>
+            <w:u w:val="single"/>
+            <w:sz w:val="18"/>
+            <w:rFonts w:ascii="Calibri" w:hAnsi="Calibri"/>
+          </w:rPr>
+          <w:t xml:space="preserve">ФЗ от 04.08.2026 № 315‑ФЗ (УКЭП международных организаций)</w:t>
+        </w:r>
+      </w:hyperlink>
+      <w:r>
+        <w:rPr>
+          <w:rFonts w:ascii="Calibri" w:hAnsi="Calibri" w:eastAsia="Calibri"/>
+          <w:b w:val="0"/>
+          <w:i w:val="0"/>
+          <w:color w:val="535353"/>
+          <w:sz w:val="18"/>
+        </w:rPr>
+        <w:t xml:space="preserve">  ·  </w:t>
+      </w:r>
+      <w:hyperlink r:id="rId12">
+        <w:r>
+          <w:rPr>
+            <w:color w:val="0563C1"/>
+            <w:u w:val="single"/>
+            <w:sz w:val="18"/>
+            <w:rFonts w:ascii="Calibri" w:hAnsi="Calibri"/>
+          </w:rPr>
+          <w:t xml:space="preserve">Решение Коллегии ЕЭК от 22.08.2023 № 120 (ДТС ЕАЭС)</w:t>
+        </w:r>
+      </w:hyperlink>
     </w:p>
     <w:p>
       <w:pPr>
@@ -71,6 +179,7 @@
         <w:rPr>
           <w:rFonts w:ascii="Calibri" w:hAnsi="Calibri" w:eastAsia="Calibri"/>
           <w:b w:val="0"/>
+          <w:i w:val="0"/>
           <w:sz w:val="24"/>
         </w:rPr>
         <w:t>Зарубежное регулирование ЭДО строится вокруг юридической силы электронной записи и подписи, а не вокруг «операторов ЭДО» как универсальной отрасли.</w:t>
@@ -84,6 +193,7 @@
         <w:rPr>
           <w:rFonts w:ascii="Calibri" w:hAnsi="Calibri" w:eastAsia="Calibri"/>
           <w:b w:val="0"/>
+          <w:i w:val="0"/>
           <w:sz w:val="24"/>
         </w:rPr>
         <w:t>У РФ уже есть сильные стороны: иерархия ПЭП/УНЭП/УКЭП, аккредитованные УЦ, развитый операторский B2B‑ЭДО и отдельный кадровый режим.</w:t>
@@ -97,6 +207,7 @@
         <w:rPr>
           <w:rFonts w:ascii="Calibri" w:hAnsi="Calibri" w:eastAsia="Calibri"/>
           <w:b w:val="0"/>
+          <w:i w:val="0"/>
           <w:sz w:val="24"/>
         </w:rPr>
         <w:t>Слабые места относительно лидеров 2026 г.: трансграничное признание вне ЕАЭС; электронные товарораспорядительные документы; квалифицированный архив/метка времени как услуга доверия; доказательственные презумпции для УНЭП.</w:t>
@@ -110,10 +221,100 @@
         <w:rPr>
           <w:rFonts w:ascii="Calibri" w:hAnsi="Calibri" w:eastAsia="Calibri"/>
           <w:b w:val="0"/>
+          <w:i w:val="0"/>
           <w:sz w:val="24"/>
         </w:rPr>
         <w:t>По модели уровней подписи РФ ближе к ЕС, чем к США. По трансграничности — ближе к ЕАЭС/ДТС, чем к автоматическому взаимному признанию eIDAS.</w:t>
       </w:r>
+    </w:p>
+    <w:p>
+      <w:pPr>
+        <w:spacing w:before="0" w:after="200"/>
+      </w:pPr>
+      <w:r>
+        <w:rPr>
+          <w:rFonts w:ascii="Calibri" w:hAnsi="Calibri" w:eastAsia="Calibri"/>
+          <w:b w:val="0"/>
+          <w:i/>
+          <w:color w:val="535353"/>
+          <w:sz w:val="18"/>
+        </w:rPr>
+        <w:t xml:space="preserve">Проверить: </w:t>
+      </w:r>
+      <w:hyperlink r:id="rId9">
+        <w:r>
+          <w:rPr>
+            <w:color w:val="0563C1"/>
+            <w:u w:val="single"/>
+            <w:sz w:val="18"/>
+            <w:rFonts w:ascii="Calibri" w:hAnsi="Calibri"/>
+          </w:rPr>
+          <w:t xml:space="preserve">ФЗ от 06.04.2011 № 63‑ФЗ «Об электронной подписи»</w:t>
+        </w:r>
+      </w:hyperlink>
+      <w:r>
+        <w:rPr>
+          <w:rFonts w:ascii="Calibri" w:hAnsi="Calibri" w:eastAsia="Calibri"/>
+          <w:b w:val="0"/>
+          <w:i w:val="0"/>
+          <w:color w:val="535353"/>
+          <w:sz w:val="18"/>
+        </w:rPr>
+        <w:t xml:space="preserve">  ·  </w:t>
+      </w:r>
+      <w:hyperlink r:id="rId10">
+        <w:r>
+          <w:rPr>
+            <w:color w:val="0563C1"/>
+            <w:u w:val="single"/>
+            <w:sz w:val="18"/>
+            <w:rFonts w:ascii="Calibri" w:hAnsi="Calibri"/>
+          </w:rPr>
+          <w:t xml:space="preserve">ТК РФ, ст. 22.1–22.3 (кадровый ЭДО)</w:t>
+        </w:r>
+      </w:hyperlink>
+      <w:r>
+        <w:rPr>
+          <w:rFonts w:ascii="Calibri" w:hAnsi="Calibri" w:eastAsia="Calibri"/>
+          <w:b w:val="0"/>
+          <w:i w:val="0"/>
+          <w:color w:val="535353"/>
+          <w:sz w:val="18"/>
+        </w:rPr>
+        <w:t xml:space="preserve">  ·  </w:t>
+      </w:r>
+      <w:hyperlink r:id="rId11">
+        <w:r>
+          <w:rPr>
+            <w:color w:val="0563C1"/>
+            <w:u w:val="single"/>
+            <w:sz w:val="18"/>
+            <w:rFonts w:ascii="Calibri" w:hAnsi="Calibri"/>
+          </w:rPr>
+          <w:t xml:space="preserve">ФЗ от 04.08.2026 № 315‑ФЗ (УКЭП международных организаций)</w:t>
+        </w:r>
+      </w:hyperlink>
+      <w:r>
+        <w:rPr>
+          <w:rFonts w:ascii="Calibri" w:hAnsi="Calibri" w:eastAsia="Calibri"/>
+          <w:b w:val="0"/>
+          <w:i w:val="0"/>
+          <w:color w:val="535353"/>
+          <w:sz w:val="18"/>
+        </w:rPr>
+        <w:t xml:space="preserve">  ·  </w:t>
+      </w:r>
+      <w:hyperlink r:id="rId12">
+        <w:r>
+          <w:rPr>
+            <w:color w:val="0563C1"/>
+            <w:u w:val="single"/>
+            <w:sz w:val="18"/>
+            <w:rFonts w:ascii="Calibri" w:hAnsi="Calibri"/>
+          </w:rPr>
+          <w:t xml:space="preserve">Решение Коллегии ЕЭК от 22.08.2023 № 120 (ДТС ЕАЭС)</w:t>
+        </w:r>
+      </w:hyperlink>
     </w:p>
     <w:p>
       <w:pPr>
@@ -131,6 +332,7 @@
         <w:rPr>
           <w:rFonts w:ascii="Calibri" w:hAnsi="Calibri" w:eastAsia="Calibri"/>
           <w:b w:val="0"/>
+          <w:i w:val="0"/>
           <w:sz w:val="24"/>
         </w:rPr>
         <w:t>Квалифицированное электронное архивирование и метка времени как самостоятельные услуги доверия (мотив eIDAS 2.0) — для судебной доказываемости целостности и даты.</w:t>
@@ -144,6 +346,7 @@
         <w:rPr>
           <w:rFonts w:ascii="Calibri" w:hAnsi="Calibri" w:eastAsia="Calibri"/>
           <w:b w:val="0"/>
+          <w:i w:val="0"/>
           <w:sz w:val="24"/>
         </w:rPr>
         <w:t>Режим зарегистрированной электронной доставки юридически значимых сообщений (мотив eIDAS registered delivery) — споры о получении уведомлений.</w:t>
@@ -157,6 +360,7 @@
         <w:rPr>
           <w:rFonts w:ascii="Calibri" w:hAnsi="Calibri" w:eastAsia="Calibri"/>
           <w:b w:val="0"/>
+          <w:i w:val="0"/>
           <w:sz w:val="24"/>
         </w:rPr>
         <w:t>Развитие признания через ДТС ЕАЭС для реального трансграничного B2B (мотив Казахстан/ЕАЭС), с квитанциями проверки как доказательствами.</w:t>
@@ -170,6 +374,7 @@
         <w:rPr>
           <w:rFonts w:ascii="Calibri" w:hAnsi="Calibri" w:eastAsia="Calibri"/>
           <w:b w:val="0"/>
+          <w:i w:val="0"/>
           <w:sz w:val="24"/>
         </w:rPr>
         <w:t>Режим электронных передаваемых записей для внешней торговли/логистики по мотивам MLETR (Сингапур, UK ETDA 2023, Франция 2024, Китай 2025–2026).</w:t>
@@ -183,6 +388,7 @@
         <w:rPr>
           <w:rFonts w:ascii="Calibri" w:hAnsi="Calibri" w:eastAsia="Calibri"/>
           <w:b w:val="0"/>
+          <w:i w:val="0"/>
           <w:sz w:val="24"/>
         </w:rPr>
         <w:t>Явные презумпции аутентичности/целостности для согласованных «secure»‑процедур УНЭП (мотив Сингапур) — без требования УКЭП там, где риск невелик.</w:t>
@@ -196,6 +402,7 @@
         <w:rPr>
           <w:rFonts w:ascii="Calibri" w:hAnsi="Calibri" w:eastAsia="Calibri"/>
           <w:b w:val="0"/>
+          <w:i w:val="0"/>
           <w:sz w:val="24"/>
         </w:rPr>
         <w:t>Системный короткий перечень исключений электронной формы в гражданском обороте (мотив Китай + уже существующие исключения КЭДО), регулярно обновляемый.</w:t>
@@ -209,6 +416,7 @@
         <w:rPr>
           <w:rFonts w:ascii="Calibri" w:hAnsi="Calibri" w:eastAsia="Calibri"/>
           <w:b w:val="0"/>
+          <w:i w:val="0"/>
           <w:sz w:val="24"/>
         </w:rPr>
         <w:t>Усиление требований к сохраняемости и воспроизводимости электронной записи (мотив ESIGN/США).</w:t>
@@ -222,10 +430,100 @@
         <w:rPr>
           <w:rFonts w:ascii="Calibri" w:hAnsi="Calibri" w:eastAsia="Calibri"/>
           <w:b w:val="0"/>
+          <w:i w:val="0"/>
           <w:sz w:val="24"/>
         </w:rPr>
         <w:t>Добровольная сертификация сервисов цифровой идентификации по мотивам UK DVS — параллельно УЦ, не вместо них.</w:t>
       </w:r>
+    </w:p>
+    <w:p>
+      <w:pPr>
+        <w:spacing w:before="0" w:after="200"/>
+      </w:pPr>
+      <w:r>
+        <w:rPr>
+          <w:rFonts w:ascii="Calibri" w:hAnsi="Calibri" w:eastAsia="Calibri"/>
+          <w:b w:val="0"/>
+          <w:i/>
+          <w:color w:val="535353"/>
+          <w:sz w:val="18"/>
+        </w:rPr>
+        <w:t xml:space="preserve">Проверить: </w:t>
+      </w:r>
+      <w:hyperlink r:id="rId9">
+        <w:r>
+          <w:rPr>
+            <w:color w:val="0563C1"/>
+            <w:u w:val="single"/>
+            <w:sz w:val="18"/>
+            <w:rFonts w:ascii="Calibri" w:hAnsi="Calibri"/>
+          </w:rPr>
+          <w:t xml:space="preserve">ФЗ от 06.04.2011 № 63‑ФЗ «Об электронной подписи»</w:t>
+        </w:r>
+      </w:hyperlink>
+      <w:r>
+        <w:rPr>
+          <w:rFonts w:ascii="Calibri" w:hAnsi="Calibri" w:eastAsia="Calibri"/>
+          <w:b w:val="0"/>
+          <w:i w:val="0"/>
+          <w:color w:val="535353"/>
+          <w:sz w:val="18"/>
+        </w:rPr>
+        <w:t xml:space="preserve">  ·  </w:t>
+      </w:r>
+      <w:hyperlink r:id="rId10">
+        <w:r>
+          <w:rPr>
+            <w:color w:val="0563C1"/>
+            <w:u w:val="single"/>
+            <w:sz w:val="18"/>
+            <w:rFonts w:ascii="Calibri" w:hAnsi="Calibri"/>
+          </w:rPr>
+          <w:t xml:space="preserve">ТК РФ, ст. 22.1–22.3 (кадровый ЭДО)</w:t>
+        </w:r>
+      </w:hyperlink>
+      <w:r>
+        <w:rPr>
+          <w:rFonts w:ascii="Calibri" w:hAnsi="Calibri" w:eastAsia="Calibri"/>
+          <w:b w:val="0"/>
+          <w:i w:val="0"/>
+          <w:color w:val="535353"/>
+          <w:sz w:val="18"/>
+        </w:rPr>
+        <w:t xml:space="preserve">  ·  </w:t>
+      </w:r>
+      <w:hyperlink r:id="rId11">
+        <w:r>
+          <w:rPr>
+            <w:color w:val="0563C1"/>
+            <w:u w:val="single"/>
+            <w:sz w:val="18"/>
+            <w:rFonts w:ascii="Calibri" w:hAnsi="Calibri"/>
+          </w:rPr>
+          <w:t xml:space="preserve">ФЗ от 04.08.2026 № 315‑ФЗ (УКЭП международных организаций)</w:t>
+        </w:r>
+      </w:hyperlink>
+      <w:r>
+        <w:rPr>
+          <w:rFonts w:ascii="Calibri" w:hAnsi="Calibri" w:eastAsia="Calibri"/>
+          <w:b w:val="0"/>
+          <w:i w:val="0"/>
+          <w:color w:val="535353"/>
+          <w:sz w:val="18"/>
+        </w:rPr>
+        <w:t xml:space="preserve">  ·  </w:t>
+      </w:r>
+      <w:hyperlink r:id="rId12">
+        <w:r>
+          <w:rPr>
+            <w:color w:val="0563C1"/>
+            <w:u w:val="single"/>
+            <w:sz w:val="18"/>
+            <w:rFonts w:ascii="Calibri" w:hAnsi="Calibri"/>
+          </w:rPr>
+          <w:t xml:space="preserve">Решение Коллегии ЕЭК от 22.08.2023 № 120 (ДТС ЕАЭС)</w:t>
+        </w:r>
+      </w:hyperlink>
     </w:p>
     <w:p>
       <w:pPr>
@@ -243,6 +541,7 @@
         <w:rPr>
           <w:rFonts w:ascii="Calibri" w:hAnsi="Calibri" w:eastAsia="Calibri"/>
           <w:b w:val="0"/>
+          <w:i w:val="0"/>
           <w:sz w:val="24"/>
         </w:rPr>
         <w:t>Полный отказ от иерархии ПЭП/УНЭП/УКЭП в пользу «американской» абсолютной технологической нейтральности — разрушит B2G и защиту слабой стороны.</w:t>
@@ -256,6 +555,7 @@
         <w:rPr>
           <w:rFonts w:ascii="Calibri" w:hAnsi="Calibri" w:eastAsia="Calibri"/>
           <w:b w:val="0"/>
+          <w:i w:val="0"/>
           <w:sz w:val="24"/>
         </w:rPr>
         <w:t>Обязательная УКЭП/QES для всех документов — противоречит и ЕС, и здравому смыслу пропорциональности.</w:t>
@@ -269,6 +569,7 @@
         <w:rPr>
           <w:rFonts w:ascii="Calibri" w:hAnsi="Calibri" w:eastAsia="Calibri"/>
           <w:b w:val="0"/>
+          <w:i w:val="0"/>
           <w:sz w:val="24"/>
         </w:rPr>
         <w:t>Механический перенос всей надзорной машины QTSP ЕС поверх уже существующей аккредитации УЦ — риск двойного регулирования и роста стоимости.</w:t>
@@ -282,6 +583,7 @@
         <w:rPr>
           <w:rFonts w:ascii="Calibri" w:hAnsi="Calibri" w:eastAsia="Calibri"/>
           <w:b w:val="0"/>
+          <w:i w:val="0"/>
           <w:sz w:val="24"/>
         </w:rPr>
         <w:t>Обязательный «кошелёк идентичности» до готовности инфраструктуры (EUDI Wallet в ЕС — к концу 2026, обязанность частных сторон — к 24.12.2027).</w:t>
@@ -295,6 +597,7 @@
         <w:rPr>
           <w:rFonts w:ascii="Calibri" w:hAnsi="Calibri" w:eastAsia="Calibri"/>
           <w:b w:val="0"/>
+          <w:i w:val="0"/>
           <w:sz w:val="24"/>
         </w:rPr>
         <w:t>Обязательная ДТС для внутрироссийского обмена.</w:t>
@@ -308,6 +611,7 @@
         <w:rPr>
           <w:rFonts w:ascii="Calibri" w:hAnsi="Calibri" w:eastAsia="Calibri"/>
           <w:b w:val="0"/>
+          <w:i w:val="0"/>
           <w:sz w:val="24"/>
         </w:rPr>
         <w:t>Перенос MLETR в кадровый ЭДО.</w:t>
@@ -321,10 +625,100 @@
         <w:rPr>
           <w:rFonts w:ascii="Calibri" w:hAnsi="Calibri" w:eastAsia="Calibri"/>
           <w:b w:val="0"/>
+          <w:i w:val="0"/>
           <w:sz w:val="24"/>
         </w:rPr>
         <w:t>Изоляция от ЕАЭС в пользу разовых «одобрений иностранных сертификатов» по китайской модели взаимности.</w:t>
       </w:r>
+    </w:p>
+    <w:p>
+      <w:pPr>
+        <w:spacing w:before="0" w:after="200"/>
+      </w:pPr>
+      <w:r>
+        <w:rPr>
+          <w:rFonts w:ascii="Calibri" w:hAnsi="Calibri" w:eastAsia="Calibri"/>
+          <w:b w:val="0"/>
+          <w:i/>
+          <w:color w:val="535353"/>
+          <w:sz w:val="18"/>
+        </w:rPr>
+        <w:t xml:space="preserve">Проверить: </w:t>
+      </w:r>
+      <w:hyperlink r:id="rId9">
+        <w:r>
+          <w:rPr>
+            <w:color w:val="0563C1"/>
+            <w:u w:val="single"/>
+            <w:sz w:val="18"/>
+            <w:rFonts w:ascii="Calibri" w:hAnsi="Calibri"/>
+          </w:rPr>
+          <w:t xml:space="preserve">ФЗ от 06.04.2011 № 63‑ФЗ «Об электронной подписи»</w:t>
+        </w:r>
+      </w:hyperlink>
+      <w:r>
+        <w:rPr>
+          <w:rFonts w:ascii="Calibri" w:hAnsi="Calibri" w:eastAsia="Calibri"/>
+          <w:b w:val="0"/>
+          <w:i w:val="0"/>
+          <w:color w:val="535353"/>
+          <w:sz w:val="18"/>
+        </w:rPr>
+        <w:t xml:space="preserve">  ·  </w:t>
+      </w:r>
+      <w:hyperlink r:id="rId10">
+        <w:r>
+          <w:rPr>
+            <w:color w:val="0563C1"/>
+            <w:u w:val="single"/>
+            <w:sz w:val="18"/>
+            <w:rFonts w:ascii="Calibri" w:hAnsi="Calibri"/>
+          </w:rPr>
+          <w:t xml:space="preserve">ТК РФ, ст. 22.1–22.3 (кадровый ЭДО)</w:t>
+        </w:r>
+      </w:hyperlink>
+      <w:r>
+        <w:rPr>
+          <w:rFonts w:ascii="Calibri" w:hAnsi="Calibri" w:eastAsia="Calibri"/>
+          <w:b w:val="0"/>
+          <w:i w:val="0"/>
+          <w:color w:val="535353"/>
+          <w:sz w:val="18"/>
+        </w:rPr>
+        <w:t xml:space="preserve">  ·  </w:t>
+      </w:r>
+      <w:hyperlink r:id="rId11">
+        <w:r>
+          <w:rPr>
+            <w:color w:val="0563C1"/>
+            <w:u w:val="single"/>
+            <w:sz w:val="18"/>
+            <w:rFonts w:ascii="Calibri" w:hAnsi="Calibri"/>
+          </w:rPr>
+          <w:t xml:space="preserve">ФЗ от 04.08.2026 № 315‑ФЗ (УКЭП международных организаций)</w:t>
+        </w:r>
+      </w:hyperlink>
+      <w:r>
+        <w:rPr>
+          <w:rFonts w:ascii="Calibri" w:hAnsi="Calibri" w:eastAsia="Calibri"/>
+          <w:b w:val="0"/>
+          <w:i w:val="0"/>
+          <w:color w:val="535353"/>
+          <w:sz w:val="18"/>
+        </w:rPr>
+        <w:t xml:space="preserve">  ·  </w:t>
+      </w:r>
+      <w:hyperlink r:id="rId12">
+        <w:r>
+          <w:rPr>
+            <w:color w:val="0563C1"/>
+            <w:u w:val="single"/>
+            <w:sz w:val="18"/>
+            <w:rFonts w:ascii="Calibri" w:hAnsi="Calibri"/>
+          </w:rPr>
+          <w:t xml:space="preserve">Решение Коллегии ЕЭК от 22.08.2023 № 120 (ДТС ЕАЭС)</w:t>
+        </w:r>
+      </w:hyperlink>
     </w:p>
     <w:p>
       <w:pPr>
@@ -342,6 +736,7 @@
         <w:rPr>
           <w:rFonts w:ascii="Calibri" w:hAnsi="Calibri" w:eastAsia="Calibri"/>
           <w:b w:val="0"/>
+          <w:i w:val="0"/>
           <w:sz w:val="24"/>
         </w:rPr>
         <w:t>Быстрый эффект, низкий конфликт с текущей моделью: архив/метка времени, правила доказывания логов, сохраняемость записей, разъяснения по УНЭП‑презумпциям.</w:t>
@@ -355,6 +750,7 @@
         <w:rPr>
           <w:rFonts w:ascii="Calibri" w:hAnsi="Calibri" w:eastAsia="Calibri"/>
           <w:b w:val="0"/>
+          <w:i w:val="0"/>
           <w:sz w:val="24"/>
         </w:rPr>
         <w:t>Средний горизонт: registered delivery; донастройка ДТС ЕАЭС для бизнеса; перечень исключений электронной формы.</w:t>
@@ -368,10 +764,100 @@
         <w:rPr>
           <w:rFonts w:ascii="Calibri" w:hAnsi="Calibri" w:eastAsia="Calibri"/>
           <w:b w:val="0"/>
+          <w:i w:val="0"/>
           <w:sz w:val="24"/>
         </w:rPr>
         <w:t>Длинный горизонт: MLETR‑подобные передаваемые документы; цифровой кошелёк/атрибуты идентичности.</w:t>
       </w:r>
+    </w:p>
+    <w:p>
+      <w:pPr>
+        <w:spacing w:before="0" w:after="200"/>
+      </w:pPr>
+      <w:r>
+        <w:rPr>
+          <w:rFonts w:ascii="Calibri" w:hAnsi="Calibri" w:eastAsia="Calibri"/>
+          <w:b w:val="0"/>
+          <w:i/>
+          <w:color w:val="535353"/>
+          <w:sz w:val="18"/>
+        </w:rPr>
+        <w:t xml:space="preserve">Проверить: </w:t>
+      </w:r>
+      <w:hyperlink r:id="rId9">
+        <w:r>
+          <w:rPr>
+            <w:color w:val="0563C1"/>
+            <w:u w:val="single"/>
+            <w:sz w:val="18"/>
+            <w:rFonts w:ascii="Calibri" w:hAnsi="Calibri"/>
+          </w:rPr>
+          <w:t xml:space="preserve">ФЗ от 06.04.2011 № 63‑ФЗ «Об электронной подписи»</w:t>
+        </w:r>
+      </w:hyperlink>
+      <w:r>
+        <w:rPr>
+          <w:rFonts w:ascii="Calibri" w:hAnsi="Calibri" w:eastAsia="Calibri"/>
+          <w:b w:val="0"/>
+          <w:i w:val="0"/>
+          <w:color w:val="535353"/>
+          <w:sz w:val="18"/>
+        </w:rPr>
+        <w:t xml:space="preserve">  ·  </w:t>
+      </w:r>
+      <w:hyperlink r:id="rId10">
+        <w:r>
+          <w:rPr>
+            <w:color w:val="0563C1"/>
+            <w:u w:val="single"/>
+            <w:sz w:val="18"/>
+            <w:rFonts w:ascii="Calibri" w:hAnsi="Calibri"/>
+          </w:rPr>
+          <w:t xml:space="preserve">ТК РФ, ст. 22.1–22.3 (кадровый ЭДО)</w:t>
+        </w:r>
+      </w:hyperlink>
+      <w:r>
+        <w:rPr>
+          <w:rFonts w:ascii="Calibri" w:hAnsi="Calibri" w:eastAsia="Calibri"/>
+          <w:b w:val="0"/>
+          <w:i w:val="0"/>
+          <w:color w:val="535353"/>
+          <w:sz w:val="18"/>
+        </w:rPr>
+        <w:t xml:space="preserve">  ·  </w:t>
+      </w:r>
+      <w:hyperlink r:id="rId11">
+        <w:r>
+          <w:rPr>
+            <w:color w:val="0563C1"/>
+            <w:u w:val="single"/>
+            <w:sz w:val="18"/>
+            <w:rFonts w:ascii="Calibri" w:hAnsi="Calibri"/>
+          </w:rPr>
+          <w:t xml:space="preserve">ФЗ от 04.08.2026 № 315‑ФЗ (УКЭП международных организаций)</w:t>
+        </w:r>
+      </w:hyperlink>
+      <w:r>
+        <w:rPr>
+          <w:rFonts w:ascii="Calibri" w:hAnsi="Calibri" w:eastAsia="Calibri"/>
+          <w:b w:val="0"/>
+          <w:i w:val="0"/>
+          <w:color w:val="535353"/>
+          <w:sz w:val="18"/>
+        </w:rPr>
+        <w:t xml:space="preserve">  ·  </w:t>
+      </w:r>
+      <w:hyperlink r:id="rId12">
+        <w:r>
+          <w:rPr>
+            <w:color w:val="0563C1"/>
+            <w:u w:val="single"/>
+            <w:sz w:val="18"/>
+            <w:rFonts w:ascii="Calibri" w:hAnsi="Calibri"/>
+          </w:rPr>
+          <w:t xml:space="preserve">Решение Коллегии ЕЭК от 22.08.2023 № 120 (ДТС ЕАЭС)</w:t>
+        </w:r>
+      </w:hyperlink>
     </w:p>
     <w:p>
       <w:pPr>
@@ -389,6 +875,7 @@
         <w:rPr>
           <w:rFonts w:ascii="Calibri" w:hAnsi="Calibri" w:eastAsia="Calibri"/>
           <w:b w:val="0"/>
+          <w:i w:val="0"/>
           <w:sz w:val="24"/>
         </w:rPr>
         <w:t>01 — Европейский союз (eIDAS / eIDAS 2.0)</w:t>
@@ -402,6 +889,7 @@
         <w:rPr>
           <w:rFonts w:ascii="Calibri" w:hAnsi="Calibri" w:eastAsia="Calibri"/>
           <w:b w:val="0"/>
+          <w:i w:val="0"/>
           <w:sz w:val="24"/>
         </w:rPr>
         <w:t>02 — Великобритания (ECA, UK eIDAS, ETDA, DVS)</w:t>
@@ -415,6 +903,7 @@
         <w:rPr>
           <w:rFonts w:ascii="Calibri" w:hAnsi="Calibri" w:eastAsia="Calibri"/>
           <w:b w:val="0"/>
+          <w:i w:val="0"/>
           <w:sz w:val="24"/>
         </w:rPr>
         <w:t>03 — США (ESIGN / UETA)</w:t>
@@ -428,6 +917,7 @@
         <w:rPr>
           <w:rFonts w:ascii="Calibri" w:hAnsi="Calibri" w:eastAsia="Calibri"/>
           <w:b w:val="0"/>
+          <w:i w:val="0"/>
           <w:sz w:val="24"/>
         </w:rPr>
         <w:t>04 — Сингапур (ETA / MLETR)</w:t>
@@ -441,6 +931,7 @@
         <w:rPr>
           <w:rFonts w:ascii="Calibri" w:hAnsi="Calibri" w:eastAsia="Calibri"/>
           <w:b w:val="0"/>
+          <w:i w:val="0"/>
           <w:sz w:val="24"/>
         </w:rPr>
         <w:t>05 — Китай (закон об ЭП + электронные документы с 01.09.2026)</w:t>
@@ -454,6 +945,7 @@
         <w:rPr>
           <w:rFonts w:ascii="Calibri" w:hAnsi="Calibri" w:eastAsia="Calibri"/>
           <w:b w:val="0"/>
+          <w:i w:val="0"/>
           <w:sz w:val="24"/>
         </w:rPr>
         <w:t>06 — Казахстан и контур ЕАЭС (закон № 370, Решение ЕЭК № 120)</w:t>
@@ -475,6 +967,7 @@
         <w:rPr>
           <w:rFonts w:ascii="Calibri" w:hAnsi="Calibri" w:eastAsia="Calibri"/>
           <w:b w:val="0"/>
+          <w:i w:val="0"/>
           <w:sz w:val="22"/>
         </w:rPr>
         <w:t xml:space="preserve">ФЗ от 06.04.2011 № 63‑ФЗ «Об электронной подписи»: </w:t>
@@ -499,6 +992,7 @@
         <w:rPr>
           <w:rFonts w:ascii="Calibri" w:hAnsi="Calibri" w:eastAsia="Calibri"/>
           <w:b w:val="0"/>
+          <w:i w:val="0"/>
           <w:sz w:val="22"/>
         </w:rPr>
         <w:t xml:space="preserve">ТК РФ, ст. 22.1–22.3 (кадровый ЭДО): </w:t>
@@ -523,6 +1017,7 @@
         <w:rPr>
           <w:rFonts w:ascii="Calibri" w:hAnsi="Calibri" w:eastAsia="Calibri"/>
           <w:b w:val="0"/>
+          <w:i w:val="0"/>
           <w:sz w:val="22"/>
         </w:rPr>
         <w:t xml:space="preserve">ФЗ от 04.08.2026 № 315‑ФЗ (УКЭП международных организаций): </w:t>
@@ -547,6 +1042,7 @@
         <w:rPr>
           <w:rFonts w:ascii="Calibri" w:hAnsi="Calibri" w:eastAsia="Calibri"/>
           <w:b w:val="0"/>
+          <w:i w:val="0"/>
           <w:sz w:val="22"/>
         </w:rPr>
         <w:t xml:space="preserve">Решение Коллегии ЕЭК от 22.08.2023 № 120 (ДТС ЕАЭС): </w:t>
